--- a/rapports/2026-06-06/EQ25/EQ25_sup_v2/DR_032202050007/49-06-12-50.docx
+++ b/rapports/2026-06-06/EQ25/EQ25_sup_v2/DR_032202050007/49-06-12-50.docx
@@ -297,7 +297,7 @@
           <w:color w:val="1F6FEB"/>
           <w:sz w:val="22"/>
         </w:rPr>
-        <w:t>⚠ INCOHÉRENCES À CORRIGER (99)</w:t>
+        <w:t>⚠ INCOHÉRENCES À CORRIGER (96)</w:t>
       </w:r>
     </w:p>
     <w:tbl>
@@ -1565,7 +1565,7 @@
                 <w:i w:val="0"/>
                 <w:sz w:val="17"/>
               </w:rPr>
-              <w:t>Incohérence!!! seulement les écoles privées paient les frais de scolarité (y compris les frais d'inscription).</w:t>
+              <w:t>Incohérent!! Le niveau d'instruction déclaré par l'un des enfants (Primaire) au niveau de la section 1 de Adji fall diffère de celui donné par Adji fall lui-même qui affirme ne pas avoir frequenté l'école formelle.</w:t>
             </w:r>
           </w:p>
         </w:tc>
@@ -1655,7 +1655,7 @@
                 <w:i w:val="0"/>
                 <w:sz w:val="17"/>
               </w:rPr>
-              <w:t>Incohérent!! Le niveau d'instruction déclaré par l'un des enfants (Primaire) au niveau de la section 1 de Adji fall diffère de celui donné par Adji fall lui-même qui affirme ne pas avoir frequenté l'école formelle.</w:t>
+              <w:t>Incohérent!! Le niveau d'instruction déclaré par l'un des enfants (Primaire) au niveau de la section 1 de Bathie diagne diffère de celui donné par Bathie diagne lui-même qui affirme ne pas avoir frequenté l'école formelle.</w:t>
             </w:r>
           </w:p>
         </w:tc>
@@ -1688,7 +1688,7 @@
                 <w:i w:val="0"/>
                 <w:sz w:val="16"/>
               </w:rPr>
-              <w:t>S02</w:t>
+              <w:t>S07</w:t>
               <w:br/>
             </w:r>
             <w:r>
@@ -1698,7 +1698,7 @@
                 <w:color w:val="64748B"/>
                 <w:sz w:val="14"/>
               </w:rPr>
-              <w:t>Éducation</w:t>
+              <w:t>Consommation alimentaire</w:t>
             </w:r>
           </w:p>
         </w:tc>
@@ -1714,7 +1714,7 @@
                 <w:color w:val="16A34A"/>
                 <w:sz w:val="16"/>
               </w:rPr>
-              <w:t>—</w:t>
+              <w:t>s00q27, s01q03a, s01q03b, s01q03c, s02q04, s03q14, s04q15, s04q16</w:t>
             </w:r>
           </w:p>
         </w:tc>
@@ -1745,7 +1745,7 @@
                 <w:i w:val="0"/>
                 <w:sz w:val="17"/>
               </w:rPr>
-              <w:t>Incohérent!! Le niveau d'instruction déclaré par l'un des enfants (Primaire) au niveau de la section 1 de Bathie diagne diffère de celui donné par Bathie diagne lui-même qui affirme ne pas avoir frequenté l'école formelle.</w:t>
+              <w:t>Incohérence!! Dans ce ménage, chaque individus consomme par jour .5714286 Kg  de cereale; Prière de vérifier les quantités prises des produits cérealiers (de Riz local Gambiaka à Autres semoules de céréales) auprès du ménage ou confirmer avec le QG.</w:t>
             </w:r>
           </w:p>
         </w:tc>
@@ -1778,7 +1778,7 @@
                 <w:i w:val="0"/>
                 <w:sz w:val="16"/>
               </w:rPr>
-              <w:t>S07</w:t>
+              <w:t>S16</w:t>
               <w:br/>
             </w:r>
             <w:r>
@@ -1788,7 +1788,7 @@
                 <w:color w:val="64748B"/>
                 <w:sz w:val="14"/>
               </w:rPr>
-              <w:t>Consommation alimentaire</w:t>
+              <w:t>Agriculture</w:t>
             </w:r>
           </w:p>
         </w:tc>
@@ -1804,7 +1804,7 @@
                 <w:color w:val="16A34A"/>
                 <w:sz w:val="16"/>
               </w:rPr>
-              <w:t>s00q27, s01q03a, s01q03b, s01q03c, s02q04, s03q14, s04q15, s04q16</w:t>
+              <w:t>s16dq05a, s16dq05c</w:t>
             </w:r>
           </w:p>
         </w:tc>
@@ -1835,7 +1835,7 @@
                 <w:i w:val="0"/>
                 <w:sz w:val="17"/>
               </w:rPr>
-              <w:t>Incohérence!! Dans ce ménage, chaque individus consomme par jour .5714286 Kg  de cereale; Prière de vérifier les quantités prises des produits cérealiers (de Riz local Gambiaka à Autres semoules de céréales) auprès du ménage ou confirmer avec le QG.</w:t>
+              <w:t>La quantité de s16dq05a estimée en Kg est incohérente avec la prise dans la question s16dq05c, prière de bien estimer et mettre la valeur exacte.</w:t>
             </w:r>
           </w:p>
         </w:tc>
@@ -1868,7 +1868,7 @@
                 <w:i w:val="0"/>
                 <w:sz w:val="16"/>
               </w:rPr>
-              <w:t>S16</w:t>
+              <w:t>S20</w:t>
               <w:br/>
             </w:r>
             <w:r>
@@ -1878,7 +1878,7 @@
                 <w:color w:val="64748B"/>
                 <w:sz w:val="14"/>
               </w:rPr>
-              <w:t>Agriculture</w:t>
+              <w:t>Gouvernance / autres</w:t>
             </w:r>
           </w:p>
         </w:tc>
@@ -1894,7 +1894,7 @@
                 <w:color w:val="16A34A"/>
                 <w:sz w:val="16"/>
               </w:rPr>
-              <w:t>s16dq05a, s16dq05c</w:t>
+              <w:t>—</w:t>
             </w:r>
           </w:p>
         </w:tc>
@@ -1925,7 +1925,7 @@
                 <w:i w:val="0"/>
                 <w:sz w:val="17"/>
               </w:rPr>
-              <w:t>La quantité de s16dq05a estimée en Kg est incohérente avec la prise dans la question s16dq05c, prière de bien estimer et mettre la valeur exacte.</w:t>
+              <w:t>Incohérence détectée ! Le ménage a précédemment déclaré vivre « Bien » ou « Assez bien » selon son revenu en 20A.02.</w:t>
             </w:r>
           </w:p>
         </w:tc>
@@ -1940,10 +1940,10 @@
               <w:rPr>
                 <w:b/>
                 <w:i w:val="0"/>
-                <w:color w:val="DC2626"/>
-                <w:sz w:val="16"/>
-              </w:rPr>
-              <w:t>Haute</w:t>
+                <w:color w:val="EA580C"/>
+                <w:sz w:val="16"/>
+              </w:rPr>
+              <w:t>Moyenne</w:t>
             </w:r>
           </w:p>
         </w:tc>
@@ -1958,7 +1958,7 @@
                 <w:i w:val="0"/>
                 <w:sz w:val="16"/>
               </w:rPr>
-              <w:t>S20</w:t>
+              <w:t>S00</w:t>
               <w:br/>
             </w:r>
             <w:r>
@@ -1968,7 +1968,7 @@
                 <w:color w:val="64748B"/>
                 <w:sz w:val="14"/>
               </w:rPr>
-              <w:t>Gouvernance / autres</w:t>
+              <w:t>Identification</w:t>
             </w:r>
           </w:p>
         </w:tc>
@@ -1984,7 +1984,7 @@
                 <w:color w:val="16A34A"/>
                 <w:sz w:val="16"/>
               </w:rPr>
-              <w:t>—</w:t>
+              <w:t>s00q27</w:t>
             </w:r>
           </w:p>
         </w:tc>
@@ -2015,7 +2015,7 @@
                 <w:i w:val="0"/>
                 <w:sz w:val="17"/>
               </w:rPr>
-              <w:t>Incohérence détectée ! Le ménage a précédemment déclaré vivre « Bien » ou « Assez bien » selon son revenu en 20A.02.</w:t>
+              <w:t>Vous avez declaré que le questionnaire est complètement fini mais le questionnaire est en statut partiel, prière de mettre le questionnaire en statut complet s'il est fini.</w:t>
             </w:r>
           </w:p>
         </w:tc>
@@ -2074,7 +2074,7 @@
                 <w:color w:val="16A34A"/>
                 <w:sz w:val="16"/>
               </w:rPr>
-              <w:t>s00q27</w:t>
+              <w:t>—</w:t>
             </w:r>
           </w:p>
         </w:tc>
@@ -2105,7 +2105,7 @@
                 <w:i w:val="0"/>
                 <w:sz w:val="17"/>
               </w:rPr>
-              <w:t>Vous avez declaré que le questionnaire est complètement fini mais le questionnaire est en statut partiel, prière de mettre le questionnaire en statut complet s'il est fini.</w:t>
+              <w:t>Il est obligatoire de prendre les coordonnées Gps avant d'administrer le questionnaire.</w:t>
             </w:r>
           </w:p>
         </w:tc>
@@ -2195,7 +2195,7 @@
                 <w:i w:val="0"/>
                 <w:sz w:val="17"/>
               </w:rPr>
-              <w:t>Il est obligatoire de prendre les coordonnées Gps avant d'administrer le questionnaire.</w:t>
+              <w:t>Prière de prendre les coordonnées GPS.</w:t>
             </w:r>
           </w:p>
         </w:tc>
@@ -2285,7 +2285,7 @@
                 <w:i w:val="0"/>
                 <w:sz w:val="17"/>
               </w:rPr>
-              <w:t>Prière de prendre les coordonnées GPS.</w:t>
+              <w:t>Les coordonnées GPS ménage prises lors de l'enquête principale diffèrent de celles du dénombrement, êtes vous sûr d'avoir enquêté le bon ménage si non chercher le bon ménage.</w:t>
             </w:r>
           </w:p>
         </w:tc>
@@ -2375,7 +2375,7 @@
                 <w:i w:val="0"/>
                 <w:sz w:val="17"/>
               </w:rPr>
-              <w:t>Les coordonnées GPS ménage prises lors de l'enquête principale diffèrent de celles du dénombrement, êtes vous sûr d'avoir enquêté le bon ménage si non chercher le bon ménage.</w:t>
+              <w:t>L'adresse ou la localisation du ménage doit être bien renseignée, ne doit pas contenir des numéros de téléphone et elle semble courte pour être une adresse.</w:t>
             </w:r>
           </w:p>
         </w:tc>
@@ -2465,7 +2465,7 @@
                 <w:i w:val="0"/>
                 <w:sz w:val="17"/>
               </w:rPr>
-              <w:t>L'adresse ou la localisation du ménage doit être bien renseignée, ne doit pas contenir des numéros de téléphone et elle semble courte pour être une adresse.</w:t>
+              <w:t>Prière de renseigner la bonne adresse.</w:t>
             </w:r>
           </w:p>
         </w:tc>
@@ -2498,7 +2498,7 @@
                 <w:i w:val="0"/>
                 <w:sz w:val="16"/>
               </w:rPr>
-              <w:t>S00</w:t>
+              <w:t>S01</w:t>
               <w:br/>
             </w:r>
             <w:r>
@@ -2508,7 +2508,7 @@
                 <w:color w:val="64748B"/>
                 <w:sz w:val="14"/>
               </w:rPr>
-              <w:t>Identification</w:t>
+              <w:t>Démographie</w:t>
             </w:r>
           </w:p>
         </w:tc>
@@ -2524,7 +2524,7 @@
                 <w:color w:val="16A34A"/>
                 <w:sz w:val="16"/>
               </w:rPr>
-              <w:t>—</w:t>
+              <w:t>s01q00</w:t>
             </w:r>
           </w:p>
         </w:tc>
@@ -2555,7 +2555,7 @@
                 <w:i w:val="0"/>
                 <w:sz w:val="17"/>
               </w:rPr>
-              <w:t>Prière de renseigner la bonne adresse.</w:t>
+              <w:t>Attention ! Vous avez déclaré en s01q00 que le répondant est la personne elle-même, or khadim diagne est trop jeune (9 ans) pour fournir des informations correctes.</w:t>
             </w:r>
           </w:p>
         </w:tc>
@@ -2614,7 +2614,7 @@
                 <w:color w:val="16A34A"/>
                 <w:sz w:val="16"/>
               </w:rPr>
-              <w:t>s01q00</w:t>
+              <w:t>—</w:t>
             </w:r>
           </w:p>
         </w:tc>
@@ -2645,7 +2645,7 @@
                 <w:i w:val="0"/>
                 <w:sz w:val="17"/>
               </w:rPr>
-              <w:t>Attention ! Vous avez déclaré en s01q00 que le répondant est la personne elle-même, or khadim diagne est trop jeune (9 ans) pour fournir des informations correctes.</w:t>
+              <w:t>Prière de refaire la section 1 pour khadim diagne en demandant à un adulte de répondre aux questions à sa place.</w:t>
             </w:r>
           </w:p>
         </w:tc>
@@ -2735,7 +2735,7 @@
                 <w:i w:val="0"/>
                 <w:sz w:val="17"/>
               </w:rPr>
-              <w:t>Prière de refaire la section 1 pour khadim diagne en demandant à un adulte de répondre aux questions à sa place.</w:t>
+              <w:t>Prière de verifier l'information donnée par khadim diagne ou corriger au niveau de la section 1.</w:t>
             </w:r>
           </w:p>
         </w:tc>
@@ -2794,7 +2794,7 @@
                 <w:color w:val="16A34A"/>
                 <w:sz w:val="16"/>
               </w:rPr>
-              <w:t>—</w:t>
+              <w:t>s01q00</w:t>
             </w:r>
           </w:p>
         </w:tc>
@@ -2825,7 +2825,7 @@
                 <w:i w:val="0"/>
                 <w:sz w:val="17"/>
               </w:rPr>
-              <w:t>Prière de verifier l'information donnée par khadim diagne ou corriger au niveau de la section 1.</w:t>
+              <w:t>Attention ! Vous avez déclaré en s01q00 que le répondant est la personne elle-même, or thiabou diagne est trop jeune (7 ans) pour fournir des informations correctes.</w:t>
             </w:r>
           </w:p>
         </w:tc>
@@ -2884,7 +2884,7 @@
                 <w:color w:val="16A34A"/>
                 <w:sz w:val="16"/>
               </w:rPr>
-              <w:t>s01q00</w:t>
+              <w:t>—</w:t>
             </w:r>
           </w:p>
         </w:tc>
@@ -2915,7 +2915,7 @@
                 <w:i w:val="0"/>
                 <w:sz w:val="17"/>
               </w:rPr>
-              <w:t>Attention ! Vous avez déclaré en s01q00 que le répondant est la personne elle-même, or thiabou diagne est trop jeune (7 ans) pour fournir des informations correctes.</w:t>
+              <w:t>Prière de refaire la section 1 pour thiabou diagne en demandant à un adulte de répondre aux questions à sa place.</w:t>
             </w:r>
           </w:p>
         </w:tc>
@@ -3005,7 +3005,7 @@
                 <w:i w:val="0"/>
                 <w:sz w:val="17"/>
               </w:rPr>
-              <w:t>Prière de refaire la section 1 pour thiabou diagne en demandant à un adulte de répondre aux questions à sa place.</w:t>
+              <w:t>Prière de verifier l'information donnée par thiabou diagne ou corriger au niveau de la section 1.</w:t>
             </w:r>
           </w:p>
         </w:tc>
@@ -3095,7 +3095,7 @@
                 <w:i w:val="0"/>
                 <w:sz w:val="17"/>
               </w:rPr>
-              <w:t>Prière de verifier l'information donnée par thiabou diagne ou corriger au niveau de la section 1.</w:t>
+              <w:t>Prière de verifier l'information donnée par Madiaye diagne ou corriger au niveau de la section 1.</w:t>
             </w:r>
           </w:p>
         </w:tc>
@@ -3185,7 +3185,7 @@
                 <w:i w:val="0"/>
                 <w:sz w:val="17"/>
               </w:rPr>
-              <w:t>Prière de verifier l'information donnée par Madiaye diagne ou corriger au niveau de la section 1.</w:t>
+              <w:t>Prière de verifier l'information donnée par serigne fallou diagne ou corriger au niveau de la section 1.</w:t>
             </w:r>
           </w:p>
         </w:tc>
@@ -3275,277 +3275,7 @@
                 <w:i w:val="0"/>
                 <w:sz w:val="17"/>
               </w:rPr>
-              <w:t>Prière de verifier l'information donnée par serigne fallou diagne ou corriger au niveau de la section 1.</w:t>
-            </w:r>
-          </w:p>
-        </w:tc>
-      </w:tr>
-      <w:tr>
-        <w:tc>
-          <w:tcPr>
-            <w:tcW w:type="dxa" w:w="964"/>
-          </w:tcPr>
-          <w:p>
-            <w:r>
-              <w:rPr>
-                <w:b/>
-                <w:i w:val="0"/>
-                <w:color w:val="EA580C"/>
-                <w:sz w:val="16"/>
-              </w:rPr>
-              <w:t>Moyenne</w:t>
-            </w:r>
-          </w:p>
-        </w:tc>
-        <w:tc>
-          <w:tcPr>
-            <w:tcW w:type="dxa" w:w="1247"/>
-          </w:tcPr>
-          <w:p>
-            <w:r>
-              <w:rPr>
-                <w:b/>
-                <w:i w:val="0"/>
-                <w:sz w:val="16"/>
-              </w:rPr>
-              <w:t>S01</w:t>
-              <w:br/>
-            </w:r>
-            <w:r>
-              <w:rPr>
-                <w:b w:val="0"/>
-                <w:i w:val="0"/>
-                <w:color w:val="64748B"/>
-                <w:sz w:val="14"/>
-              </w:rPr>
-              <w:t>Démographie</w:t>
-            </w:r>
-          </w:p>
-        </w:tc>
-        <w:tc>
-          <w:tcPr>
-            <w:tcW w:type="dxa" w:w="1531"/>
-          </w:tcPr>
-          <w:p>
-            <w:r>
-              <w:rPr>
-                <w:b/>
-                <w:i w:val="0"/>
-                <w:color w:val="16A34A"/>
-                <w:sz w:val="16"/>
-              </w:rPr>
-              <w:t>—</w:t>
-            </w:r>
-          </w:p>
-        </w:tc>
-        <w:tc>
-          <w:tcPr>
-            <w:tcW w:type="dxa" w:w="1191"/>
-          </w:tcPr>
-          <w:p>
-            <w:r>
-              <w:rPr>
-                <w:b w:val="0"/>
-                <w:i w:val="0"/>
-                <w:color w:val="64748B"/>
-                <w:sz w:val="16"/>
-              </w:rPr>
-              <w:t>GT-CQ</w:t>
-            </w:r>
-          </w:p>
-        </w:tc>
-        <w:tc>
-          <w:tcPr>
-            <w:tcW w:type="dxa" w:w="4706"/>
-          </w:tcPr>
-          <w:p>
-            <w:r>
-              <w:rPr>
-                <w:b w:val="0"/>
-                <w:i w:val="0"/>
-                <w:sz w:val="17"/>
-              </w:rPr>
               <w:t>Prière de verifier l'information donnée par soudou diagne ou corriger au niveau de la section 1.</w:t>
-            </w:r>
-          </w:p>
-        </w:tc>
-      </w:tr>
-      <w:tr>
-        <w:tc>
-          <w:tcPr>
-            <w:tcW w:type="dxa" w:w="964"/>
-          </w:tcPr>
-          <w:p>
-            <w:r>
-              <w:rPr>
-                <w:b/>
-                <w:i w:val="0"/>
-                <w:color w:val="EA580C"/>
-                <w:sz w:val="16"/>
-              </w:rPr>
-              <w:t>Moyenne</w:t>
-            </w:r>
-          </w:p>
-        </w:tc>
-        <w:tc>
-          <w:tcPr>
-            <w:tcW w:type="dxa" w:w="1247"/>
-          </w:tcPr>
-          <w:p>
-            <w:r>
-              <w:rPr>
-                <w:b/>
-                <w:i w:val="0"/>
-                <w:sz w:val="16"/>
-              </w:rPr>
-              <w:t>S02</w:t>
-              <w:br/>
-            </w:r>
-            <w:r>
-              <w:rPr>
-                <w:b w:val="0"/>
-                <w:i w:val="0"/>
-                <w:color w:val="64748B"/>
-                <w:sz w:val="14"/>
-              </w:rPr>
-              <w:t>Éducation</w:t>
-            </w:r>
-          </w:p>
-        </w:tc>
-        <w:tc>
-          <w:tcPr>
-            <w:tcW w:type="dxa" w:w="1531"/>
-          </w:tcPr>
-          <w:p>
-            <w:r>
-              <w:rPr>
-                <w:b/>
-                <w:i w:val="0"/>
-                <w:color w:val="16A34A"/>
-                <w:sz w:val="16"/>
-              </w:rPr>
-              <w:t>—</w:t>
-            </w:r>
-          </w:p>
-        </w:tc>
-        <w:tc>
-          <w:tcPr>
-            <w:tcW w:type="dxa" w:w="1191"/>
-          </w:tcPr>
-          <w:p>
-            <w:r>
-              <w:rPr>
-                <w:b w:val="0"/>
-                <w:i w:val="0"/>
-                <w:color w:val="64748B"/>
-                <w:sz w:val="16"/>
-              </w:rPr>
-              <w:t>GT-CQ</w:t>
-            </w:r>
-          </w:p>
-        </w:tc>
-        <w:tc>
-          <w:tcPr>
-            <w:tcW w:type="dxa" w:w="4706"/>
-          </w:tcPr>
-          <w:p>
-            <w:r>
-              <w:rPr>
-                <w:b w:val="0"/>
-                <w:i w:val="0"/>
-                <w:sz w:val="17"/>
-              </w:rPr>
-              <w:t>veuillez, s'il vous plait, confirmer les frais de scolarité ( 1500 FCFA) payée de thiabou diagne avec le QG ou apporter les corrections nécessaires.</w:t>
-            </w:r>
-          </w:p>
-        </w:tc>
-      </w:tr>
-      <w:tr>
-        <w:tc>
-          <w:tcPr>
-            <w:tcW w:type="dxa" w:w="964"/>
-          </w:tcPr>
-          <w:p>
-            <w:r>
-              <w:rPr>
-                <w:b/>
-                <w:i w:val="0"/>
-                <w:color w:val="EA580C"/>
-                <w:sz w:val="16"/>
-              </w:rPr>
-              <w:t>Moyenne</w:t>
-            </w:r>
-          </w:p>
-        </w:tc>
-        <w:tc>
-          <w:tcPr>
-            <w:tcW w:type="dxa" w:w="1247"/>
-          </w:tcPr>
-          <w:p>
-            <w:r>
-              <w:rPr>
-                <w:b/>
-                <w:i w:val="0"/>
-                <w:sz w:val="16"/>
-              </w:rPr>
-              <w:t>S02</w:t>
-              <w:br/>
-            </w:r>
-            <w:r>
-              <w:rPr>
-                <w:b w:val="0"/>
-                <w:i w:val="0"/>
-                <w:color w:val="64748B"/>
-                <w:sz w:val="14"/>
-              </w:rPr>
-              <w:t>Éducation</w:t>
-            </w:r>
-          </w:p>
-        </w:tc>
-        <w:tc>
-          <w:tcPr>
-            <w:tcW w:type="dxa" w:w="1531"/>
-          </w:tcPr>
-          <w:p>
-            <w:r>
-              <w:rPr>
-                <w:b/>
-                <w:i w:val="0"/>
-                <w:color w:val="16A34A"/>
-                <w:sz w:val="16"/>
-              </w:rPr>
-              <w:t>—</w:t>
-            </w:r>
-          </w:p>
-        </w:tc>
-        <w:tc>
-          <w:tcPr>
-            <w:tcW w:type="dxa" w:w="1191"/>
-          </w:tcPr>
-          <w:p>
-            <w:r>
-              <w:rPr>
-                <w:b w:val="0"/>
-                <w:i w:val="0"/>
-                <w:color w:val="64748B"/>
-                <w:sz w:val="16"/>
-              </w:rPr>
-              <w:t>GT-CQ</w:t>
-            </w:r>
-          </w:p>
-        </w:tc>
-        <w:tc>
-          <w:tcPr>
-            <w:tcW w:type="dxa" w:w="4706"/>
-          </w:tcPr>
-          <w:p>
-            <w:r>
-              <w:rPr>
-                <w:b w:val="0"/>
-                <w:i w:val="0"/>
-                <w:sz w:val="17"/>
-              </w:rPr>
-              <w:t>veuillez, s'il vous plait, confirmer les frais de scolarité ( 2000 FCFA) payée de Madiaye diagne avec le QG ou apporter les corrections nécessaires.</w:t>
             </w:r>
           </w:p>
         </w:tc>
